--- a/docs/Jurnal_UWB_Indoor_Positioning.docx
+++ b/docs/Jurnal_UWB_Indoor_Positioning.docx
@@ -1255,141 +1255,6 @@
             <w:pPr>
               <w:jc w:val="center"/>
             </w:pPr>
-            <w:proofErr w:type="spellStart"/>
-            <w:r>
-              <w:rPr>
-                <w:sz w:val="16"/>
-              </w:rPr>
-              <w:t>Alarifi</w:t>
-            </w:r>
-            <w:proofErr w:type="spellEnd"/>
-            <w:r>
-              <w:rPr>
-                <w:sz w:val="16"/>
-              </w:rPr>
-              <w:t>, A. et al. (2016)</w:t>
-            </w:r>
-          </w:p>
-        </w:tc>
-        <w:tc>
-          <w:tcPr>
-            <w:tcW w:w="3061" w:type="dxa"/>
-          </w:tcPr>
-          <w:p>
-            <w:r>
-              <w:rPr>
-                <w:sz w:val="16"/>
-              </w:rPr>
-              <w:t>Ultra Wideband Indoor Positioning Technologies: Analysis and Recent Advances</w:t>
-            </w:r>
-          </w:p>
-        </w:tc>
-        <w:tc>
-          <w:tcPr>
-            <w:tcW w:w="737" w:type="dxa"/>
-          </w:tcPr>
-          <w:p>
-            <w:pPr>
-              <w:jc w:val="center"/>
-            </w:pPr>
-            <w:r>
-              <w:rPr>
-                <w:sz w:val="16"/>
-              </w:rPr>
-              <w:t>2016</w:t>
-            </w:r>
-          </w:p>
-        </w:tc>
-        <w:tc>
-          <w:tcPr>
-            <w:tcW w:w="1701" w:type="dxa"/>
-          </w:tcPr>
-          <w:p>
-            <w:r>
-              <w:rPr>
-                <w:sz w:val="16"/>
-              </w:rPr>
-              <w:t>Tinjauan pustaka (review)</w:t>
-            </w:r>
-          </w:p>
-        </w:tc>
-        <w:tc>
-          <w:tcPr>
-            <w:tcW w:w="2381" w:type="dxa"/>
-          </w:tcPr>
-          <w:p>
-            <w:r>
-              <w:rPr>
-                <w:sz w:val="16"/>
-              </w:rPr>
-              <w:t>Perbandingan ToA, TDoA, AoA, RSS; trilateration</w:t>
-            </w:r>
-          </w:p>
-        </w:tc>
-        <w:tc>
-          <w:tcPr>
-            <w:tcW w:w="1928" w:type="dxa"/>
-          </w:tcPr>
-          <w:p>
-            <w:r>
-              <w:rPr>
-                <w:sz w:val="16"/>
-              </w:rPr>
-              <w:t>Berbagai teknologi indoor positioning</w:t>
-            </w:r>
-          </w:p>
-        </w:tc>
-        <w:tc>
-          <w:tcPr>
-            <w:tcW w:w="1928" w:type="dxa"/>
-          </w:tcPr>
-          <w:p>
-            <w:pPr>
-              <w:rPr>
-                <w:lang w:val="nb-NO"/>
-              </w:rPr>
-            </w:pPr>
-            <w:r>
-              <w:rPr>
-                <w:sz w:val="16"/>
-                <w:lang w:val="nb-NO"/>
-              </w:rPr>
-              <w:t>Tanpa eksperimen langsung; referensi sudah cukup lama</w:t>
-            </w:r>
-          </w:p>
-        </w:tc>
-        <w:tc>
-          <w:tcPr>
-            <w:tcW w:w="1814" w:type="dxa"/>
-          </w:tcPr>
-          <w:p>
-            <w:pPr>
-              <w:rPr>
-                <w:lang w:val="nb-NO"/>
-              </w:rPr>
-            </w:pPr>
-            <w:r>
-              <w:rPr>
-                <w:sz w:val="16"/>
-                <w:lang w:val="nb-NO"/>
-              </w:rPr>
-              <w:t>Dasar teori kuat; membandingkan teknologi IPS secara menyeluruh</w:t>
-            </w:r>
-          </w:p>
-        </w:tc>
-      </w:tr>
-      <w:tr>
-        <w:trPr>
-          <w:jc w:val="center"/>
-        </w:trPr>
-        <w:tc>
-          <w:tcPr>
-            <w:tcW w:w="1871" w:type="dxa"/>
-          </w:tcPr>
-          <w:p>
-            <w:pPr>
-              <w:jc w:val="center"/>
-            </w:pPr>
             <w:r>
               <w:rPr>
                 <w:sz w:val="16"/>
@@ -1509,267 +1374,6 @@
                 <w:sz w:val="16"/>
               </w:rPr>
               <w:t>Panduan memilih fitur CIR untuk deteksi NLOS; analisisnya mendalam</w:t>
-            </w:r>
-          </w:p>
-        </w:tc>
-      </w:tr>
-      <w:tr>
-        <w:trPr>
-          <w:jc w:val="center"/>
-        </w:trPr>
-        <w:tc>
-          <w:tcPr>
-            <w:tcW w:w="1871" w:type="dxa"/>
-          </w:tcPr>
-          <w:p>
-            <w:pPr>
-              <w:jc w:val="center"/>
-            </w:pPr>
-            <w:r>
-              <w:rPr>
-                <w:sz w:val="16"/>
-              </w:rPr>
-              <w:lastRenderedPageBreak/>
-              <w:t>Park, K. et al. (2020)</w:t>
-            </w:r>
-          </w:p>
-        </w:tc>
-        <w:tc>
-          <w:tcPr>
-            <w:tcW w:w="3061" w:type="dxa"/>
-          </w:tcPr>
-          <w:p>
-            <w:r>
-              <w:rPr>
-                <w:sz w:val="16"/>
-              </w:rPr>
-              <w:t>Multilateration under Flip Ambiguity for UAV Positioning Using Ultrawide-Band</w:t>
-            </w:r>
-          </w:p>
-        </w:tc>
-        <w:tc>
-          <w:tcPr>
-            <w:tcW w:w="737" w:type="dxa"/>
-          </w:tcPr>
-          <w:p>
-            <w:pPr>
-              <w:jc w:val="center"/>
-            </w:pPr>
-            <w:r>
-              <w:rPr>
-                <w:sz w:val="16"/>
-              </w:rPr>
-              <w:t>2020</w:t>
-            </w:r>
-          </w:p>
-        </w:tc>
-        <w:tc>
-          <w:tcPr>
-            <w:tcW w:w="1701" w:type="dxa"/>
-          </w:tcPr>
-          <w:p>
-            <w:r>
-              <w:rPr>
-                <w:sz w:val="16"/>
-              </w:rPr>
-              <w:t>Simulasi + eksperimen</w:t>
-            </w:r>
-          </w:p>
-        </w:tc>
-        <w:tc>
-          <w:tcPr>
-            <w:tcW w:w="2381" w:type="dxa"/>
-          </w:tcPr>
-          <w:p>
-            <w:r>
-              <w:rPr>
-                <w:sz w:val="16"/>
-              </w:rPr>
-              <w:t>Multilateration; deteksi dan resolusi flip ambiguity (solusi cermin)</w:t>
-            </w:r>
-          </w:p>
-        </w:tc>
-        <w:tc>
-          <w:tcPr>
-            <w:tcW w:w="1928" w:type="dxa"/>
-          </w:tcPr>
-          <w:p>
-            <w:r>
-              <w:rPr>
-                <w:sz w:val="16"/>
-              </w:rPr>
-              <w:t>Anchor UWB + UAV</w:t>
-            </w:r>
-          </w:p>
-        </w:tc>
-        <w:tc>
-          <w:tcPr>
-            <w:tcW w:w="1928" w:type="dxa"/>
-          </w:tcPr>
-          <w:p>
-            <w:pPr>
-              <w:rPr>
-                <w:lang w:val="nb-NO"/>
-              </w:rPr>
-            </w:pPr>
-            <w:r>
-              <w:rPr>
-                <w:sz w:val="16"/>
-                <w:lang w:val="nb-NO"/>
-              </w:rPr>
-              <w:t>Berfokus pada UAV 3D; menuntut geometri anchor yang baik</w:t>
-            </w:r>
-          </w:p>
-        </w:tc>
-        <w:tc>
-          <w:tcPr>
-            <w:tcW w:w="1814" w:type="dxa"/>
-          </w:tcPr>
-          <w:p>
-            <w:pPr>
-              <w:rPr>
-                <w:lang w:val="nb-NO"/>
-              </w:rPr>
-            </w:pPr>
-            <w:r>
-              <w:rPr>
-                <w:sz w:val="16"/>
-                <w:lang w:val="nb-NO"/>
-              </w:rPr>
-              <w:t>Menjelaskan flip ambiguity, yaitu dua solusi cermin yang sangat relevan untuk kasus dua anchor</w:t>
-            </w:r>
-          </w:p>
-        </w:tc>
-      </w:tr>
-      <w:tr>
-        <w:trPr>
-          <w:jc w:val="center"/>
-        </w:trPr>
-        <w:tc>
-          <w:tcPr>
-            <w:tcW w:w="1871" w:type="dxa"/>
-          </w:tcPr>
-          <w:p>
-            <w:pPr>
-              <w:jc w:val="center"/>
-            </w:pPr>
-            <w:r>
-              <w:rPr>
-                <w:sz w:val="16"/>
-              </w:rPr>
-              <w:t>Zafari, F., Gkelias, A. &amp; Leung, K. (2019)</w:t>
-            </w:r>
-          </w:p>
-        </w:tc>
-        <w:tc>
-          <w:tcPr>
-            <w:tcW w:w="3061" w:type="dxa"/>
-          </w:tcPr>
-          <w:p>
-            <w:r>
-              <w:rPr>
-                <w:sz w:val="16"/>
-              </w:rPr>
-              <w:t>A Survey of Indoor Localization Systems and Technologies</w:t>
-            </w:r>
-          </w:p>
-        </w:tc>
-        <w:tc>
-          <w:tcPr>
-            <w:tcW w:w="737" w:type="dxa"/>
-          </w:tcPr>
-          <w:p>
-            <w:pPr>
-              <w:jc w:val="center"/>
-            </w:pPr>
-            <w:r>
-              <w:rPr>
-                <w:sz w:val="16"/>
-              </w:rPr>
-              <w:t>2019</w:t>
-            </w:r>
-          </w:p>
-        </w:tc>
-        <w:tc>
-          <w:tcPr>
-            <w:tcW w:w="1701" w:type="dxa"/>
-          </w:tcPr>
-          <w:p>
-            <w:r>
-              <w:rPr>
-                <w:sz w:val="16"/>
-              </w:rPr>
-              <w:t>Tinjauan pustaka (review)</w:t>
-            </w:r>
-          </w:p>
-        </w:tc>
-        <w:tc>
-          <w:tcPr>
-            <w:tcW w:w="2381" w:type="dxa"/>
-          </w:tcPr>
-          <w:p>
-            <w:r>
-              <w:rPr>
-                <w:sz w:val="16"/>
-              </w:rPr>
-              <w:t>Perbandingan AoA, ToF, RSSI, dan fingerprinting</w:t>
-            </w:r>
-          </w:p>
-        </w:tc>
-        <w:tc>
-          <w:tcPr>
-            <w:tcW w:w="1928" w:type="dxa"/>
-          </w:tcPr>
-          <w:p>
-            <w:pPr>
-              <w:rPr>
-                <w:lang w:val="nb-NO"/>
-              </w:rPr>
-            </w:pPr>
-            <w:r>
-              <w:rPr>
-                <w:sz w:val="16"/>
-                <w:lang w:val="nb-NO"/>
-              </w:rPr>
-              <w:t>WiFi, BLE, UWB, RFID, dan lainnya</w:t>
-            </w:r>
-          </w:p>
-        </w:tc>
-        <w:tc>
-          <w:tcPr>
-            <w:tcW w:w="1928" w:type="dxa"/>
-          </w:tcPr>
-          <w:p>
-            <w:pPr>
-              <w:rPr>
-                <w:lang w:val="nb-NO"/>
-              </w:rPr>
-            </w:pPr>
-            <w:r>
-              <w:rPr>
-                <w:sz w:val="16"/>
-                <w:lang w:val="nb-NO"/>
-              </w:rPr>
-              <w:t>Tidak khusus UWB; tanpa eksperimen</w:t>
-            </w:r>
-          </w:p>
-        </w:tc>
-        <w:tc>
-          <w:tcPr>
-            <w:tcW w:w="1814" w:type="dxa"/>
-          </w:tcPr>
-          <w:p>
-            <w:pPr>
-              <w:rPr>
-                <w:lang w:val="nb-NO"/>
-              </w:rPr>
-            </w:pPr>
-            <w:r>
-              <w:rPr>
-                <w:sz w:val="16"/>
-                <w:lang w:val="nb-NO"/>
-              </w:rPr>
-              <w:t>Taksonomi lengkap teknologi dan teknik lokalisasi indoor</w:t>
             </w:r>
           </w:p>
         </w:tc>
@@ -1944,13 +1548,12 @@
           <w:sz w:val="17"/>
           <w:lang w:val="nb-NO"/>
         </w:rPr>
-        <w:t xml:space="preserve">[1] Krebs, S., &amp; Herter, T. (2024). </w:t>
+        <w:t>[1] Krebs, S., &amp; Herter, T. (2024). Ultra-Wideband (UWB) Positioning System Based on ESP32 and DWM3000 Modules. arXiv:2403.10194. https://arxiv.org/abs/2403.10194</w:t>
       </w:r>
       <w:r>
         <w:rPr>
           <w:sz w:val="17"/>
         </w:rPr>
-        <w:t>Ultra-Wideband (UWB) Positioning System Based on ESP32 and DWM3000 Modules. arXiv:2403.10194. https://arxiv.org/abs/2403.10194</w:t>
       </w:r>
     </w:p>
     <w:p>
@@ -2041,18 +1644,6 @@
       <w:pPr>
         <w:spacing w:after="40"/>
         <w:ind w:left="454" w:hanging="454"/>
-      </w:pPr>
-      <w:r>
-        <w:rPr>
-          <w:sz w:val="17"/>
-        </w:rPr>
-        <w:t>[9] Alarifi, A., Al-Salman, A., Alsaleh, M., Alnafessah, A., Al-Hadhrami, S., Al-Ammar, M. A., &amp; Al-Khalifa, H. S. (2016). Ultra Wideband Indoor Positioning Technologies: Analysis and Recent Advances. Sensors, 16(5), 707. https://doi.org/10.3390/s16050707</w:t>
-      </w:r>
-    </w:p>
-    <w:p>
-      <w:pPr>
-        <w:spacing w:after="40"/>
-        <w:ind w:left="454" w:hanging="454"/>
         <w:rPr>
           <w:lang w:val="nb-NO"/>
         </w:rPr>
@@ -2061,41 +1652,13 @@
         <w:rPr>
           <w:sz w:val="17"/>
         </w:rPr>
-        <w:t xml:space="preserve">[10] Kram, S., Stahlke, M., Feigl, T., Seitz, J., &amp; Thielecke, J. (2019). UWB Channel Impulse Responses for Positioning in Complex Environments: A Detailed Feature Analysis. </w:t>
+        <w:t>[9] Kram, S., Stahlke, M., Feigl, T., Seitz, J., &amp; Thielecke, J. (2019). UWB Channel Impulse Responses for Positioning in Complex Environments: A Detailed Feature Analysis. Sensors, 19(24), 5547. https://doi.org/10.3390/s19245547</w:t>
       </w:r>
       <w:r>
         <w:rPr>
           <w:sz w:val="17"/>
           <w:lang w:val="nb-NO"/>
         </w:rPr>
-        <w:t>Sensors, 19(24), 5547. https://doi.org/10.3390/s19245547</w:t>
-      </w:r>
-    </w:p>
-    <w:p>
-      <w:pPr>
-        <w:spacing w:after="40"/>
-        <w:ind w:left="454" w:hanging="454"/>
-      </w:pPr>
-      <w:r>
-        <w:rPr>
-          <w:sz w:val="17"/>
-          <w:lang w:val="nb-NO"/>
-        </w:rPr>
-        <w:t xml:space="preserve">[11] Park, K., Kang, J., Arjmandi, Z., Shahbazi, M., &amp; Sohn, G. (2020). </w:t>
-      </w:r>
-      <w:proofErr w:type="spellStart"/>
-      <w:r>
-        <w:rPr>
-          <w:sz w:val="17"/>
-        </w:rPr>
-        <w:t>Multilateration</w:t>
-      </w:r>
-      <w:proofErr w:type="spellEnd"/>
-      <w:r>
-        <w:rPr>
-          <w:sz w:val="17"/>
-        </w:rPr>
-        <w:t xml:space="preserve"> under Flip Ambiguity for UAV Positioning Using Ultrawide-Band. ISPRS Annals, V-1-2020, 317-324. https://doi.org/10.5194/isprs-annals-V-1-2020-317-2020</w:t>
       </w:r>
     </w:p>
     <w:p>
@@ -2107,19 +1670,7 @@
         <w:rPr>
           <w:sz w:val="17"/>
         </w:rPr>
-        <w:t>[12] Zafari, F., Gkelias, A., &amp; Leung, K. K. (2019). A Survey of Indoor Localization Systems and Technologies. IEEE Communications Surveys &amp; Tutorials, 21(3), 2568-2599. https://arxiv.org/abs/1709.01015</w:t>
-      </w:r>
-    </w:p>
-    <w:p>
-      <w:pPr>
-        <w:spacing w:after="40"/>
-        <w:ind w:left="454" w:hanging="454"/>
-      </w:pPr>
-      <w:r>
-        <w:rPr>
-          <w:sz w:val="17"/>
-        </w:rPr>
-        <w:t>[13] Liu, C., Kadja, T., &amp; Chodavarapu, V. P. (2022). Experimental Evaluation of Sensor Fusion of Low-Cost UWB and IMU for Localization under Indoor Dynamic Testing Conditions. Sensors, 22(21), 8156. https://doi.org/10.3390/s22218156</w:t>
+        <w:t>[10] Liu, C., Kadja, T., &amp; Chodavarapu, V. P. (2022). Experimental Evaluation of Sensor Fusion of Low-Cost UWB and IMU for Localization under Indoor Dynamic Testing Conditions. Sensors, 22(21), 8156. https://doi.org/10.3390/s22218156</w:t>
       </w:r>
     </w:p>
     <w:sectPr>

--- a/docs/Jurnal_UWB_Indoor_Positioning.docx
+++ b/docs/Jurnal_UWB_Indoor_Positioning.docx
@@ -1244,273 +1244,165 @@
         </w:tc>
       </w:tr>
       <w:tr>
-        <w:trPr>
-          <w:jc w:val="center"/>
-        </w:trPr>
         <w:tc>
           <w:tcPr>
-            <w:tcW w:w="1871" w:type="dxa"/>
+            <w:tcW w:type="dxa" w:w="1871"/>
           </w:tcPr>
           <w:p>
-            <w:pPr>
-              <w:jc w:val="center"/>
-            </w:pPr>
             <w:r>
-              <w:rPr>
-                <w:sz w:val="16"/>
-              </w:rPr>
-              <w:t>Kram, S. et al. (2019)</w:t>
+              <w:t>Hapsari, G.I., Erfianto, B., Munadi, R. &amp; Irawati, I.D. (2025)</w:t>
             </w:r>
           </w:p>
         </w:tc>
         <w:tc>
           <w:tcPr>
-            <w:tcW w:w="3061" w:type="dxa"/>
+            <w:tcW w:type="dxa" w:w="3061"/>
           </w:tcPr>
           <w:p>
             <w:r>
-              <w:rPr>
-                <w:sz w:val="16"/>
-              </w:rPr>
-              <w:t>UWB Channel Impulse Responses for Positioning in Complex Environments: A Detailed Feature Analysis</w:t>
+              <w:t>Modified Deffuant-Weisbuch Model for Anchor Node Distance Using Consensus-Base Self-Calibration</w:t>
             </w:r>
           </w:p>
         </w:tc>
         <w:tc>
           <w:tcPr>
-            <w:tcW w:w="737" w:type="dxa"/>
+            <w:tcW w:type="dxa" w:w="764"/>
           </w:tcPr>
           <w:p>
-            <w:pPr>
-              <w:jc w:val="center"/>
-            </w:pPr>
             <w:r>
-              <w:rPr>
-                <w:sz w:val="16"/>
-              </w:rPr>
-              <w:t>2019</w:t>
+              <w:t>2025</w:t>
             </w:r>
           </w:p>
         </w:tc>
         <w:tc>
           <w:tcPr>
-            <w:tcW w:w="1701" w:type="dxa"/>
+            <w:tcW w:type="dxa" w:w="1701"/>
           </w:tcPr>
           <w:p>
             <w:r>
-              <w:rPr>
-                <w:sz w:val="16"/>
-              </w:rPr>
-              <w:t>Analisis fitur + pembelajaran mesin</w:t>
+              <w:t>Pemodelan matematis + simulasi konvergensi &amp; stabilitas (proof-of-concept)</w:t>
             </w:r>
           </w:p>
         </w:tc>
         <w:tc>
           <w:tcPr>
-            <w:tcW w:w="2381" w:type="dxa"/>
+            <w:tcW w:type="dxa" w:w="2381"/>
           </w:tcPr>
           <w:p>
-            <w:pPr>
-              <w:rPr>
-                <w:lang w:val="nb-NO"/>
-              </w:rPr>
-            </w:pPr>
             <w:r>
-              <w:rPr>
-                <w:sz w:val="16"/>
-                <w:lang w:val="nb-NO"/>
-              </w:rPr>
-              <w:t>Ekstraksi fitur CIR + klasifikasi (SVM dan sejenisnya)</w:t>
+              <w:t>Modified Deffuant-Weisbuch (konsensus) + Random Forest (klasifikasi LOS/NLOS/Multipath); bukti konvergensi Lipschitz 0&lt;μ&lt;0.5</w:t>
             </w:r>
           </w:p>
         </w:tc>
         <w:tc>
           <w:tcPr>
-            <w:tcW w:w="1928" w:type="dxa"/>
+            <w:tcW w:type="dxa" w:w="1928"/>
           </w:tcPr>
           <w:p>
             <w:r>
-              <w:rPr>
-                <w:sz w:val="16"/>
-              </w:rPr>
-              <w:t xml:space="preserve">UWB DW1000 </w:t>
-            </w:r>
-            <w:proofErr w:type="spellStart"/>
-            <w:r>
-              <w:rPr>
-                <w:sz w:val="16"/>
-              </w:rPr>
-              <w:t>dengan</w:t>
-            </w:r>
-            <w:proofErr w:type="spellEnd"/>
-            <w:r>
-              <w:rPr>
-                <w:sz w:val="16"/>
-              </w:rPr>
-              <w:t xml:space="preserve"> data CIR</w:t>
+              <w:t>Simulasi komputasi; tidak bergantung hardware UWB spesifik (konsep TWR antar-anchor)</w:t>
             </w:r>
           </w:p>
         </w:tc>
         <w:tc>
           <w:tcPr>
-            <w:tcW w:w="1928" w:type="dxa"/>
+            <w:tcW w:type="dxa" w:w="1928"/>
           </w:tcPr>
           <w:p>
             <w:r>
-              <w:rPr>
-                <w:sz w:val="16"/>
-              </w:rPr>
-              <w:t>Berfokus pada analisis fitur, bukan sistem end-to-end</w:t>
+              <w:t>Masih proof-of-concept (ranging, belum trilaterasi/posisi); dibatasi ruang bersisi sama; perlu optimasi untuk skala besar &amp; real-time</w:t>
             </w:r>
           </w:p>
         </w:tc>
         <w:tc>
           <w:tcPr>
-            <w:tcW w:w="1814" w:type="dxa"/>
+            <w:tcW w:type="dxa" w:w="1814"/>
           </w:tcPr>
           <w:p>
             <w:r>
-              <w:rPr>
-                <w:sz w:val="16"/>
-              </w:rPr>
-              <w:t>Panduan memilih fitur CIR untuk deteksi NLOS; analisisnya mendalam</w:t>
+              <w:t>Self-calibration tanpa bergantung satu anchor referensi; adaptif LOS/NLOS/Multipath; konvergen stabil 30–40 iterasi; potensial untuk ruangan banyak obstacle</w:t>
             </w:r>
           </w:p>
         </w:tc>
       </w:tr>
       <w:tr>
-        <w:trPr>
-          <w:jc w:val="center"/>
-        </w:trPr>
         <w:tc>
           <w:tcPr>
-            <w:tcW w:w="1871" w:type="dxa"/>
+            <w:tcW w:type="dxa" w:w="1871"/>
           </w:tcPr>
           <w:p>
-            <w:pPr>
-              <w:jc w:val="center"/>
-              <w:rPr>
-                <w:lang w:val="nb-NO"/>
-              </w:rPr>
-            </w:pPr>
             <w:r>
-              <w:rPr>
-                <w:sz w:val="16"/>
-                <w:lang w:val="nb-NO"/>
-              </w:rPr>
-              <w:t>Liu, C., Kadja, T. &amp; Chodavarapu, V. P. (2022)</w:t>
+              <w:t>Hapsari, G.I., Munadi, R., Erfianto, B. &amp; Irawati, I.D. (2025)</w:t>
             </w:r>
           </w:p>
         </w:tc>
         <w:tc>
           <w:tcPr>
-            <w:tcW w:w="3061" w:type="dxa"/>
+            <w:tcW w:type="dxa" w:w="3061"/>
           </w:tcPr>
           <w:p>
             <w:r>
-              <w:rPr>
-                <w:sz w:val="16"/>
-              </w:rPr>
-              <w:t>Experimental Evaluation of Sensor Fusion of Low-Cost UWB and IMU for Localization under Indoor Dynamic Testing Conditions</w:t>
+              <w:t>Future Research and Trends in Ultra-Wideband Indoor Tag Localization</w:t>
             </w:r>
           </w:p>
         </w:tc>
         <w:tc>
           <w:tcPr>
-            <w:tcW w:w="737" w:type="dxa"/>
+            <w:tcW w:type="dxa" w:w="764"/>
           </w:tcPr>
           <w:p>
-            <w:pPr>
-              <w:jc w:val="center"/>
-            </w:pPr>
             <w:r>
-              <w:rPr>
-                <w:sz w:val="16"/>
-              </w:rPr>
-              <w:t>2022</w:t>
+              <w:t>2025</w:t>
             </w:r>
           </w:p>
         </w:tc>
         <w:tc>
           <w:tcPr>
-            <w:tcW w:w="1701" w:type="dxa"/>
+            <w:tcW w:type="dxa" w:w="1701"/>
           </w:tcPr>
           <w:p>
             <w:r>
-              <w:rPr>
-                <w:sz w:val="16"/>
-              </w:rPr>
-              <w:t>Eksperimen (kondisi bergerak/dinamis)</w:t>
+              <w:t>Systematic Mapping Study (SMS) + Systematic Literature Review (SLR); bibliometrik &amp; topic modeling</w:t>
             </w:r>
           </w:p>
         </w:tc>
         <w:tc>
           <w:tcPr>
-            <w:tcW w:w="2381" w:type="dxa"/>
+            <w:tcW w:type="dxa" w:w="2381"/>
           </w:tcPr>
           <w:p>
-            <w:pPr>
-              <w:rPr>
-                <w:lang w:val="nb-NO"/>
-              </w:rPr>
-            </w:pPr>
             <w:r>
-              <w:rPr>
-                <w:sz w:val="16"/>
-                <w:lang w:val="nb-NO"/>
-              </w:rPr>
-              <w:t>Fusi sensor UWB + IMU (Kalman / komplementer)</w:t>
+              <w:t>Bibliometrik VOSviewer + topic modeling LDA (Orange); PRISMA; taksonomi metrik (akurasi, skalabilitas, latensi, energi, biaya, kompleksitas)</w:t>
             </w:r>
           </w:p>
         </w:tc>
         <w:tc>
           <w:tcPr>
-            <w:tcW w:w="1928" w:type="dxa"/>
+            <w:tcW w:type="dxa" w:w="1928"/>
           </w:tcPr>
           <w:p>
             <w:r>
-              <w:rPr>
-                <w:sz w:val="16"/>
-              </w:rPr>
-              <w:t>Modul UWB low-cost + IMU</w:t>
+              <w:t>Data 621 paper (Scopus/ScienceDirect/IEEE, 2017–2023); VOSviewer, Orange Data Mining</w:t>
             </w:r>
           </w:p>
         </w:tc>
         <w:tc>
           <w:tcPr>
-            <w:tcW w:w="1928" w:type="dxa"/>
+            <w:tcW w:type="dxa" w:w="1928"/>
           </w:tcPr>
           <w:p>
-            <w:pPr>
-              <w:rPr>
-                <w:lang w:val="nb-NO"/>
-              </w:rPr>
-            </w:pPr>
             <w:r>
-              <w:rPr>
-                <w:sz w:val="16"/>
-                <w:lang w:val="nb-NO"/>
-              </w:rPr>
-              <w:t>Memerlukan IMU tambahan; perlu kalibrasi</w:t>
+              <w:t>Berupa review/taksonomi, bukan sistem end-to-end; tidak menguji hardware/implementasi langsung</w:t>
             </w:r>
           </w:p>
         </w:tc>
         <w:tc>
           <w:tcPr>
-            <w:tcW w:w="1814" w:type="dxa"/>
+            <w:tcW w:type="dxa" w:w="1814"/>
           </w:tcPr>
           <w:p>
-            <w:pPr>
-              <w:rPr>
-                <w:lang w:val="nb-NO"/>
-              </w:rPr>
-            </w:pPr>
             <w:r>
-              <w:rPr>
-                <w:sz w:val="16"/>
-                <w:lang w:val="nb-NO"/>
-              </w:rPr>
-              <w:t>Evaluasi empiris fusi UWB-IMU saat tag bergerak</w:t>
+              <w:t>Memetakan tren &amp; celah riset UWB indoor tag localization (LOS/NLOS/multipath, fusi sensor, RTLS); relevan sebagai peta arah pengembangan proyek</w:t>
             </w:r>
           </w:p>
         </w:tc>
@@ -1641,36 +1533,13 @@
       </w:r>
     </w:p>
     <w:p>
-      <w:pPr>
-        <w:spacing w:after="40"/>
-        <w:ind w:left="454" w:hanging="454"/>
-        <w:rPr>
-          <w:lang w:val="nb-NO"/>
-        </w:rPr>
-      </w:pPr>
       <w:r>
-        <w:rPr>
-          <w:sz w:val="17"/>
-        </w:rPr>
-        <w:t>[9] Kram, S., Stahlke, M., Feigl, T., Seitz, J., &amp; Thielecke, J. (2019). UWB Channel Impulse Responses for Positioning in Complex Environments: A Detailed Feature Analysis. Sensors, 19(24), 5547. https://doi.org/10.3390/s19245547</w:t>
-      </w:r>
-      <w:r>
-        <w:rPr>
-          <w:sz w:val="17"/>
-          <w:lang w:val="nb-NO"/>
-        </w:rPr>
+        <w:t>[9] Hapsari, G. I., Erfianto, B., Munadi, R., &amp; Irawati, I. D. (2025). Modified Deffuant-Weisbuch Model for Anchor Node Distance Using Consensus-Base Self-Calibration. International Journal of Intelligent Engineering and Systems, 18(5), 212–224. https://doi.org/10.22266/ijies2025.0630.16</w:t>
       </w:r>
     </w:p>
     <w:p>
-      <w:pPr>
-        <w:spacing w:after="40"/>
-        <w:ind w:left="454" w:hanging="454"/>
-      </w:pPr>
       <w:r>
-        <w:rPr>
-          <w:sz w:val="17"/>
-        </w:rPr>
-        <w:t>[10] Liu, C., Kadja, T., &amp; Chodavarapu, V. P. (2022). Experimental Evaluation of Sensor Fusion of Low-Cost UWB and IMU for Localization under Indoor Dynamic Testing Conditions. Sensors, 22(21), 8156. https://doi.org/10.3390/s22218156</w:t>
+        <w:t>[10] Hapsari, G. I., Munadi, R., Erfianto, B., &amp; Irawati, I. D. (2025). Future Research and Trends in Ultra-Wideband Indoor Tag Localization. IEEE Access, 13, 21827–21852. https://doi.org/10.1109/ACCESS.2024.3399476</w:t>
       </w:r>
     </w:p>
     <w:sectPr>
